--- a/files/Agnetta_Opisa_Research_Project.docx
+++ b/files/Agnetta_Opisa_Research_Project.docx
@@ -29,7 +29,7 @@
               <a:graphicData uri="http://schemas.openxmlformats.org/drawingml/2006/picture">
                 <pic:pic>
                   <pic:nvPicPr>
-                    <pic:cNvPr id="0" name="moi_logo_1773763714167.png"/>
+                    <pic:cNvPr id="0" name="moi_uni_logo.png"/>
                     <pic:cNvPicPr/>
                   </pic:nvPicPr>
                   <pic:blipFill>
